--- a/OceanSubsidy/Template/MUL/3-執行承諾書.docx
+++ b/OceanSubsidy/Template/MUL/3-執行承諾書.docx
@@ -1,14 +1,12 @@
 
 <file path=word/document.xml><?xml version="1.0" encoding="utf-8"?>
-<w:document xmlns:wpc="http://schemas.microsoft.com/office/word/2010/wordprocessingCanvas" xmlns:cx="http://schemas.microsoft.com/office/drawing/2014/chartex" xmlns:cx1="http://schemas.microsoft.com/office/drawing/2015/9/8/chartex" xmlns:cx2="http://schemas.microsoft.com/office/drawing/2015/10/21/chartex" xmlns:cx3="http://schemas.microsoft.com/office/drawing/2016/5/9/chartex" xmlns:cx4="http://schemas.microsoft.com/office/drawing/2016/5/10/chartex" xmlns:cx5="http://schemas.microsoft.com/office/drawing/2016/5/11/chartex" xmlns:cx6="http://schemas.microsoft.com/office/drawing/2016/5/12/chartex" xmlns:cx7="http://schemas.microsoft.com/office/drawing/2016/5/13/chartex" xmlns:cx8="http://schemas.microsoft.com/office/drawing/2016/5/14/chartex" xmlns:mc="http://schemas.openxmlformats.org/markup-compatibility/2006" xmlns:aink="http://schemas.microsoft.com/office/drawing/2016/ink" xmlns:am3d="http://schemas.microsoft.com/office/drawing/2017/model3d" xmlns:o="urn:schemas-microsoft-com:office:office" xmlns:r="http://schemas.openxmlformats.org/officeDocument/2006/relationships" xmlns:m="http://schemas.openxmlformats.org/officeDocument/2006/math" xmlns:v="urn:schemas-microsoft-com:vml" xmlns:wp14="http://schemas.microsoft.com/office/word/2010/wordprocessingDrawing" xmlns:wp="http://schemas.openxmlformats.org/drawingml/2006/wordprocessingDrawing" xmlns:w10="urn:schemas-microsoft-com:office:word" xmlns:w="http://schemas.openxmlformats.org/wordprocessingml/2006/main" xmlns:w14="http://schemas.microsoft.com/office/word/2010/wordml" xmlns:w15="http://schemas.microsoft.com/office/word/2012/wordml" xmlns:w16cid="http://schemas.microsoft.com/office/word/2016/wordml/cid" xmlns:w16se="http://schemas.microsoft.com/office/word/2015/wordml/symex" xmlns:wpg="http://schemas.microsoft.com/office/word/2010/wordprocessingGroup" xmlns:wpi="http://schemas.microsoft.com/office/word/2010/wordprocessingInk" xmlns:wne="http://schemas.microsoft.com/office/word/2006/wordml" xmlns:wps="http://schemas.microsoft.com/office/word/2010/wordprocessingShape" mc:Ignorable="w14 w15 w16se w16cid wp14">
+<w:document xmlns:wpc="http://schemas.microsoft.com/office/word/2010/wordprocessingCanvas" xmlns:cx="http://schemas.microsoft.com/office/drawing/2014/chartex" xmlns:cx1="http://schemas.microsoft.com/office/drawing/2015/9/8/chartex" xmlns:cx2="http://schemas.microsoft.com/office/drawing/2015/10/21/chartex" xmlns:cx3="http://schemas.microsoft.com/office/drawing/2016/5/9/chartex" xmlns:cx4="http://schemas.microsoft.com/office/drawing/2016/5/10/chartex" xmlns:cx5="http://schemas.microsoft.com/office/drawing/2016/5/11/chartex" xmlns:cx6="http://schemas.microsoft.com/office/drawing/2016/5/12/chartex" xmlns:cx7="http://schemas.microsoft.com/office/drawing/2016/5/13/chartex" xmlns:cx8="http://schemas.microsoft.com/office/drawing/2016/5/14/chartex" xmlns:mc="http://schemas.openxmlformats.org/markup-compatibility/2006" xmlns:aink="http://schemas.microsoft.com/office/drawing/2016/ink" xmlns:am3d="http://schemas.microsoft.com/office/drawing/2017/model3d" xmlns:o="urn:schemas-microsoft-com:office:office" xmlns:oel="http://schemas.microsoft.com/office/2019/extlst" xmlns:r="http://schemas.openxmlformats.org/officeDocument/2006/relationships" xmlns:m="http://schemas.openxmlformats.org/officeDocument/2006/math" xmlns:v="urn:schemas-microsoft-com:vml" xmlns:wp14="http://schemas.microsoft.com/office/word/2010/wordprocessingDrawing" xmlns:wp="http://schemas.openxmlformats.org/drawingml/2006/wordprocessingDrawing" xmlns:w10="urn:schemas-microsoft-com:office:word" xmlns:w="http://schemas.openxmlformats.org/wordprocessingml/2006/main" xmlns:w14="http://schemas.microsoft.com/office/word/2010/wordml" xmlns:w15="http://schemas.microsoft.com/office/word/2012/wordml" xmlns:w16cex="http://schemas.microsoft.com/office/word/2018/wordml/cex" xmlns:w16cid="http://schemas.microsoft.com/office/word/2016/wordml/cid" xmlns:w16="http://schemas.microsoft.com/office/word/2018/wordml" xmlns:w16du="http://schemas.microsoft.com/office/word/2023/wordml/word16du" xmlns:w16sdtdh="http://schemas.microsoft.com/office/word/2020/wordml/sdtdatahash" xmlns:w16sdtfl="http://schemas.microsoft.com/office/word/2024/wordml/sdtformatlock" xmlns:w16se="http://schemas.microsoft.com/office/word/2015/wordml/symex" xmlns:wpg="http://schemas.microsoft.com/office/word/2010/wordprocessingGroup" xmlns:wpi="http://schemas.microsoft.com/office/word/2010/wordprocessingInk" xmlns:wne="http://schemas.microsoft.com/office/word/2006/wordml" xmlns:wps="http://schemas.microsoft.com/office/word/2010/wordprocessingShape" mc:Ignorable="w14 w15 w16se w16cid w16 w16cex w16sdtdh w16sdtfl w16du wp14">
   <w:body>
     <w:p>
       <w:pPr>
         <w:pStyle w:val="Textbody"/>
         <w:jc w:val="center"/>
       </w:pPr>
-      <w:bookmarkStart w:id="0" w:name="_GoBack"/>
-      <w:bookmarkEnd w:id="0"/>
       <w:r>
         <w:rPr>
           <w:noProof/>
@@ -16,7 +14,7 @@
         <mc:AlternateContent>
           <mc:Choice Requires="wps">
             <w:drawing>
-              <wp:anchor distT="0" distB="0" distL="114300" distR="114300" simplePos="0" relativeHeight="251657728" behindDoc="0" locked="0" layoutInCell="1" allowOverlap="1">
+              <wp:anchor distT="0" distB="0" distL="114300" distR="114300" simplePos="0" relativeHeight="251657728" behindDoc="0" locked="0" layoutInCell="1" allowOverlap="1" wp14:anchorId="505B0669" wp14:editId="4F11C8B4">
                 <wp:simplePos x="0" y="0"/>
                 <wp:positionH relativeFrom="column">
                   <wp:posOffset>38100</wp:posOffset>
@@ -393,7 +391,55 @@
           <w:sz w:val="32"/>
           <w:szCs w:val="28"/>
         </w:rPr>
-        <w:t>中華民國   年  月  日</w:t>
+        <w:t xml:space="preserve">中華民國 </w:t>
+      </w:r>
+      <w:r>
+        <w:rPr>
+          <w:rFonts w:ascii="標楷體" w:eastAsia="標楷體" w:hAnsi="標楷體"/>
+          <w:sz w:val="32"/>
+          <w:szCs w:val="28"/>
+        </w:rPr>
+        <w:t>{{Year}}</w:t>
+      </w:r>
+      <w:r>
+        <w:rPr>
+          <w:rFonts w:ascii="標楷體" w:eastAsia="標楷體" w:hAnsi="標楷體"/>
+          <w:sz w:val="32"/>
+          <w:szCs w:val="28"/>
+        </w:rPr>
+        <w:t xml:space="preserve"> 年 </w:t>
+      </w:r>
+      <w:r>
+        <w:rPr>
+          <w:rFonts w:ascii="標楷體" w:eastAsia="標楷體" w:hAnsi="標楷體"/>
+          <w:sz w:val="32"/>
+          <w:szCs w:val="28"/>
+        </w:rPr>
+        <w:t>{{Month}}</w:t>
+      </w:r>
+      <w:r>
+        <w:rPr>
+          <w:rFonts w:ascii="標楷體" w:eastAsia="標楷體" w:hAnsi="標楷體"/>
+          <w:sz w:val="32"/>
+          <w:szCs w:val="28"/>
+        </w:rPr>
+        <w:t xml:space="preserve"> 月 </w:t>
+      </w:r>
+      <w:r>
+        <w:rPr>
+          <w:rFonts w:ascii="標楷體" w:eastAsia="標楷體" w:hAnsi="標楷體"/>
+          <w:sz w:val="32"/>
+          <w:szCs w:val="28"/>
+        </w:rPr>
+        <w:t>{{Day}}</w:t>
+      </w:r>
+      <w:r>
+        <w:rPr>
+          <w:rFonts w:ascii="標楷體" w:eastAsia="標楷體" w:hAnsi="標楷體"/>
+          <w:sz w:val="32"/>
+          <w:szCs w:val="28"/>
+        </w:rPr>
+        <w:t xml:space="preserve"> 日</w:t>
       </w:r>
     </w:p>
     <w:sectPr>
@@ -407,7 +453,7 @@
 </file>
 
 <file path=word/endnotes.xml><?xml version="1.0" encoding="utf-8"?>
-<w:endnotes xmlns:wpc="http://schemas.microsoft.com/office/word/2010/wordprocessingCanvas" xmlns:cx="http://schemas.microsoft.com/office/drawing/2014/chartex" xmlns:cx1="http://schemas.microsoft.com/office/drawing/2015/9/8/chartex" xmlns:cx2="http://schemas.microsoft.com/office/drawing/2015/10/21/chartex" xmlns:cx3="http://schemas.microsoft.com/office/drawing/2016/5/9/chartex" xmlns:cx4="http://schemas.microsoft.com/office/drawing/2016/5/10/chartex" xmlns:cx5="http://schemas.microsoft.com/office/drawing/2016/5/11/chartex" xmlns:cx6="http://schemas.microsoft.com/office/drawing/2016/5/12/chartex" xmlns:cx7="http://schemas.microsoft.com/office/drawing/2016/5/13/chartex" xmlns:cx8="http://schemas.microsoft.com/office/drawing/2016/5/14/chartex" xmlns:mc="http://schemas.openxmlformats.org/markup-compatibility/2006" xmlns:aink="http://schemas.microsoft.com/office/drawing/2016/ink" xmlns:am3d="http://schemas.microsoft.com/office/drawing/2017/model3d" xmlns:o="urn:schemas-microsoft-com:office:office" xmlns:r="http://schemas.openxmlformats.org/officeDocument/2006/relationships" xmlns:m="http://schemas.openxmlformats.org/officeDocument/2006/math" xmlns:v="urn:schemas-microsoft-com:vml" xmlns:wp14="http://schemas.microsoft.com/office/word/2010/wordprocessingDrawing" xmlns:wp="http://schemas.openxmlformats.org/drawingml/2006/wordprocessingDrawing" xmlns:w10="urn:schemas-microsoft-com:office:word" xmlns:w="http://schemas.openxmlformats.org/wordprocessingml/2006/main" xmlns:w14="http://schemas.microsoft.com/office/word/2010/wordml" xmlns:w15="http://schemas.microsoft.com/office/word/2012/wordml" xmlns:w16cid="http://schemas.microsoft.com/office/word/2016/wordml/cid" xmlns:w16se="http://schemas.microsoft.com/office/word/2015/wordml/symex" xmlns:wpg="http://schemas.microsoft.com/office/word/2010/wordprocessingGroup" xmlns:wpi="http://schemas.microsoft.com/office/word/2010/wordprocessingInk" xmlns:wne="http://schemas.microsoft.com/office/word/2006/wordml" xmlns:wps="http://schemas.microsoft.com/office/word/2010/wordprocessingShape" mc:Ignorable="w14 w15 w16se w16cid wp14">
+<w:endnotes xmlns:wpc="http://schemas.microsoft.com/office/word/2010/wordprocessingCanvas" xmlns:cx="http://schemas.microsoft.com/office/drawing/2014/chartex" xmlns:cx1="http://schemas.microsoft.com/office/drawing/2015/9/8/chartex" xmlns:cx2="http://schemas.microsoft.com/office/drawing/2015/10/21/chartex" xmlns:cx3="http://schemas.microsoft.com/office/drawing/2016/5/9/chartex" xmlns:cx4="http://schemas.microsoft.com/office/drawing/2016/5/10/chartex" xmlns:cx5="http://schemas.microsoft.com/office/drawing/2016/5/11/chartex" xmlns:cx6="http://schemas.microsoft.com/office/drawing/2016/5/12/chartex" xmlns:cx7="http://schemas.microsoft.com/office/drawing/2016/5/13/chartex" xmlns:cx8="http://schemas.microsoft.com/office/drawing/2016/5/14/chartex" xmlns:mc="http://schemas.openxmlformats.org/markup-compatibility/2006" xmlns:aink="http://schemas.microsoft.com/office/drawing/2016/ink" xmlns:am3d="http://schemas.microsoft.com/office/drawing/2017/model3d" xmlns:o="urn:schemas-microsoft-com:office:office" xmlns:oel="http://schemas.microsoft.com/office/2019/extlst" xmlns:r="http://schemas.openxmlformats.org/officeDocument/2006/relationships" xmlns:m="http://schemas.openxmlformats.org/officeDocument/2006/math" xmlns:v="urn:schemas-microsoft-com:vml" xmlns:wp14="http://schemas.microsoft.com/office/word/2010/wordprocessingDrawing" xmlns:wp="http://schemas.openxmlformats.org/drawingml/2006/wordprocessingDrawing" xmlns:w10="urn:schemas-microsoft-com:office:word" xmlns:w="http://schemas.openxmlformats.org/wordprocessingml/2006/main" xmlns:w14="http://schemas.microsoft.com/office/word/2010/wordml" xmlns:w15="http://schemas.microsoft.com/office/word/2012/wordml" xmlns:w16cex="http://schemas.microsoft.com/office/word/2018/wordml/cex" xmlns:w16cid="http://schemas.microsoft.com/office/word/2016/wordml/cid" xmlns:w16="http://schemas.microsoft.com/office/word/2018/wordml" xmlns:w16du="http://schemas.microsoft.com/office/word/2023/wordml/word16du" xmlns:w16sdtdh="http://schemas.microsoft.com/office/word/2020/wordml/sdtdatahash" xmlns:w16sdtfl="http://schemas.microsoft.com/office/word/2024/wordml/sdtformatlock" xmlns:w16se="http://schemas.microsoft.com/office/word/2015/wordml/symex" xmlns:wpg="http://schemas.microsoft.com/office/word/2010/wordprocessingGroup" xmlns:wpi="http://schemas.microsoft.com/office/word/2010/wordprocessingInk" xmlns:wne="http://schemas.microsoft.com/office/word/2006/wordml" xmlns:wps="http://schemas.microsoft.com/office/word/2010/wordprocessingShape" mc:Ignorable="w14 w15 w16se w16cid w16 w16cex w16sdtdh w16sdtfl w16du wp14">
   <w:endnote w:type="separator" w:id="-1">
     <w:p>
       <w:r>
@@ -426,7 +472,7 @@
 </file>
 
 <file path=word/footnotes.xml><?xml version="1.0" encoding="utf-8"?>
-<w:footnotes xmlns:wpc="http://schemas.microsoft.com/office/word/2010/wordprocessingCanvas" xmlns:cx="http://schemas.microsoft.com/office/drawing/2014/chartex" xmlns:cx1="http://schemas.microsoft.com/office/drawing/2015/9/8/chartex" xmlns:cx2="http://schemas.microsoft.com/office/drawing/2015/10/21/chartex" xmlns:cx3="http://schemas.microsoft.com/office/drawing/2016/5/9/chartex" xmlns:cx4="http://schemas.microsoft.com/office/drawing/2016/5/10/chartex" xmlns:cx5="http://schemas.microsoft.com/office/drawing/2016/5/11/chartex" xmlns:cx6="http://schemas.microsoft.com/office/drawing/2016/5/12/chartex" xmlns:cx7="http://schemas.microsoft.com/office/drawing/2016/5/13/chartex" xmlns:cx8="http://schemas.microsoft.com/office/drawing/2016/5/14/chartex" xmlns:mc="http://schemas.openxmlformats.org/markup-compatibility/2006" xmlns:aink="http://schemas.microsoft.com/office/drawing/2016/ink" xmlns:am3d="http://schemas.microsoft.com/office/drawing/2017/model3d" xmlns:o="urn:schemas-microsoft-com:office:office" xmlns:r="http://schemas.openxmlformats.org/officeDocument/2006/relationships" xmlns:m="http://schemas.openxmlformats.org/officeDocument/2006/math" xmlns:v="urn:schemas-microsoft-com:vml" xmlns:wp14="http://schemas.microsoft.com/office/word/2010/wordprocessingDrawing" xmlns:wp="http://schemas.openxmlformats.org/drawingml/2006/wordprocessingDrawing" xmlns:w10="urn:schemas-microsoft-com:office:word" xmlns:w="http://schemas.openxmlformats.org/wordprocessingml/2006/main" xmlns:w14="http://schemas.microsoft.com/office/word/2010/wordml" xmlns:w15="http://schemas.microsoft.com/office/word/2012/wordml" xmlns:w16cid="http://schemas.microsoft.com/office/word/2016/wordml/cid" xmlns:w16se="http://schemas.microsoft.com/office/word/2015/wordml/symex" xmlns:wpg="http://schemas.microsoft.com/office/word/2010/wordprocessingGroup" xmlns:wpi="http://schemas.microsoft.com/office/word/2010/wordprocessingInk" xmlns:wne="http://schemas.microsoft.com/office/word/2006/wordml" xmlns:wps="http://schemas.microsoft.com/office/word/2010/wordprocessingShape" mc:Ignorable="w14 w15 w16se w16cid wp14">
+<w:footnotes xmlns:wpc="http://schemas.microsoft.com/office/word/2010/wordprocessingCanvas" xmlns:cx="http://schemas.microsoft.com/office/drawing/2014/chartex" xmlns:cx1="http://schemas.microsoft.com/office/drawing/2015/9/8/chartex" xmlns:cx2="http://schemas.microsoft.com/office/drawing/2015/10/21/chartex" xmlns:cx3="http://schemas.microsoft.com/office/drawing/2016/5/9/chartex" xmlns:cx4="http://schemas.microsoft.com/office/drawing/2016/5/10/chartex" xmlns:cx5="http://schemas.microsoft.com/office/drawing/2016/5/11/chartex" xmlns:cx6="http://schemas.microsoft.com/office/drawing/2016/5/12/chartex" xmlns:cx7="http://schemas.microsoft.com/office/drawing/2016/5/13/chartex" xmlns:cx8="http://schemas.microsoft.com/office/drawing/2016/5/14/chartex" xmlns:mc="http://schemas.openxmlformats.org/markup-compatibility/2006" xmlns:aink="http://schemas.microsoft.com/office/drawing/2016/ink" xmlns:am3d="http://schemas.microsoft.com/office/drawing/2017/model3d" xmlns:o="urn:schemas-microsoft-com:office:office" xmlns:oel="http://schemas.microsoft.com/office/2019/extlst" xmlns:r="http://schemas.openxmlformats.org/officeDocument/2006/relationships" xmlns:m="http://schemas.openxmlformats.org/officeDocument/2006/math" xmlns:v="urn:schemas-microsoft-com:vml" xmlns:wp14="http://schemas.microsoft.com/office/word/2010/wordprocessingDrawing" xmlns:wp="http://schemas.openxmlformats.org/drawingml/2006/wordprocessingDrawing" xmlns:w10="urn:schemas-microsoft-com:office:word" xmlns:w="http://schemas.openxmlformats.org/wordprocessingml/2006/main" xmlns:w14="http://schemas.microsoft.com/office/word/2010/wordml" xmlns:w15="http://schemas.microsoft.com/office/word/2012/wordml" xmlns:w16cex="http://schemas.microsoft.com/office/word/2018/wordml/cex" xmlns:w16cid="http://schemas.microsoft.com/office/word/2016/wordml/cid" xmlns:w16="http://schemas.microsoft.com/office/word/2018/wordml" xmlns:w16du="http://schemas.microsoft.com/office/word/2023/wordml/word16du" xmlns:w16sdtdh="http://schemas.microsoft.com/office/word/2020/wordml/sdtdatahash" xmlns:w16sdtfl="http://schemas.microsoft.com/office/word/2024/wordml/sdtformatlock" xmlns:w16se="http://schemas.microsoft.com/office/word/2015/wordml/symex" xmlns:wpg="http://schemas.microsoft.com/office/word/2010/wordprocessingGroup" xmlns:wpi="http://schemas.microsoft.com/office/word/2010/wordprocessingInk" xmlns:wne="http://schemas.microsoft.com/office/word/2006/wordml" xmlns:wps="http://schemas.microsoft.com/office/word/2010/wordprocessingShape" mc:Ignorable="w14 w15 w16se w16cid w16 w16cex w16sdtdh w16sdtfl w16du wp14">
   <w:footnote w:type="separator" w:id="-1">
     <w:p>
       <w:r>
@@ -448,7 +494,7 @@
 </file>
 
 <file path=word/numbering.xml><?xml version="1.0" encoding="utf-8"?>
-<w:numbering xmlns:wpc="http://schemas.microsoft.com/office/word/2010/wordprocessingCanvas" xmlns:cx="http://schemas.microsoft.com/office/drawing/2014/chartex" xmlns:cx1="http://schemas.microsoft.com/office/drawing/2015/9/8/chartex" xmlns:cx2="http://schemas.microsoft.com/office/drawing/2015/10/21/chartex" xmlns:cx3="http://schemas.microsoft.com/office/drawing/2016/5/9/chartex" xmlns:cx4="http://schemas.microsoft.com/office/drawing/2016/5/10/chartex" xmlns:cx5="http://schemas.microsoft.com/office/drawing/2016/5/11/chartex" xmlns:cx6="http://schemas.microsoft.com/office/drawing/2016/5/12/chartex" xmlns:cx7="http://schemas.microsoft.com/office/drawing/2016/5/13/chartex" xmlns:cx8="http://schemas.microsoft.com/office/drawing/2016/5/14/chartex" xmlns:mc="http://schemas.openxmlformats.org/markup-compatibility/2006" xmlns:aink="http://schemas.microsoft.com/office/drawing/2016/ink" xmlns:am3d="http://schemas.microsoft.com/office/drawing/2017/model3d" xmlns:o="urn:schemas-microsoft-com:office:office" xmlns:r="http://schemas.openxmlformats.org/officeDocument/2006/relationships" xmlns:m="http://schemas.openxmlformats.org/officeDocument/2006/math" xmlns:v="urn:schemas-microsoft-com:vml" xmlns:wp14="http://schemas.microsoft.com/office/word/2010/wordprocessingDrawing" xmlns:wp="http://schemas.openxmlformats.org/drawingml/2006/wordprocessingDrawing" xmlns:w10="urn:schemas-microsoft-com:office:word" xmlns:w="http://schemas.openxmlformats.org/wordprocessingml/2006/main" xmlns:w14="http://schemas.microsoft.com/office/word/2010/wordml" xmlns:w15="http://schemas.microsoft.com/office/word/2012/wordml" xmlns:w16cid="http://schemas.microsoft.com/office/word/2016/wordml/cid" xmlns:w16se="http://schemas.microsoft.com/office/word/2015/wordml/symex" xmlns:wpg="http://schemas.microsoft.com/office/word/2010/wordprocessingGroup" xmlns:wpi="http://schemas.microsoft.com/office/word/2010/wordprocessingInk" xmlns:wne="http://schemas.microsoft.com/office/word/2006/wordml" xmlns:wps="http://schemas.microsoft.com/office/word/2010/wordprocessingShape" mc:Ignorable="w14 w15 w16se w16cid wp14">
+<w:numbering xmlns:wpc="http://schemas.microsoft.com/office/word/2010/wordprocessingCanvas" xmlns:cx="http://schemas.microsoft.com/office/drawing/2014/chartex" xmlns:cx1="http://schemas.microsoft.com/office/drawing/2015/9/8/chartex" xmlns:cx2="http://schemas.microsoft.com/office/drawing/2015/10/21/chartex" xmlns:cx3="http://schemas.microsoft.com/office/drawing/2016/5/9/chartex" xmlns:cx4="http://schemas.microsoft.com/office/drawing/2016/5/10/chartex" xmlns:cx5="http://schemas.microsoft.com/office/drawing/2016/5/11/chartex" xmlns:cx6="http://schemas.microsoft.com/office/drawing/2016/5/12/chartex" xmlns:cx7="http://schemas.microsoft.com/office/drawing/2016/5/13/chartex" xmlns:cx8="http://schemas.microsoft.com/office/drawing/2016/5/14/chartex" xmlns:mc="http://schemas.openxmlformats.org/markup-compatibility/2006" xmlns:aink="http://schemas.microsoft.com/office/drawing/2016/ink" xmlns:am3d="http://schemas.microsoft.com/office/drawing/2017/model3d" xmlns:o="urn:schemas-microsoft-com:office:office" xmlns:oel="http://schemas.microsoft.com/office/2019/extlst" xmlns:r="http://schemas.openxmlformats.org/officeDocument/2006/relationships" xmlns:m="http://schemas.openxmlformats.org/officeDocument/2006/math" xmlns:v="urn:schemas-microsoft-com:vml" xmlns:wp14="http://schemas.microsoft.com/office/word/2010/wordprocessingDrawing" xmlns:wp="http://schemas.openxmlformats.org/drawingml/2006/wordprocessingDrawing" xmlns:w10="urn:schemas-microsoft-com:office:word" xmlns:w="http://schemas.openxmlformats.org/wordprocessingml/2006/main" xmlns:w14="http://schemas.microsoft.com/office/word/2010/wordml" xmlns:w15="http://schemas.microsoft.com/office/word/2012/wordml" xmlns:w16cex="http://schemas.microsoft.com/office/word/2018/wordml/cex" xmlns:w16cid="http://schemas.microsoft.com/office/word/2016/wordml/cid" xmlns:w16="http://schemas.microsoft.com/office/word/2018/wordml" xmlns:w16du="http://schemas.microsoft.com/office/word/2023/wordml/word16du" xmlns:w16sdtdh="http://schemas.microsoft.com/office/word/2020/wordml/sdtdatahash" xmlns:w16sdtfl="http://schemas.microsoft.com/office/word/2024/wordml/sdtformatlock" xmlns:w16se="http://schemas.microsoft.com/office/word/2015/wordml/symex" xmlns:wpg="http://schemas.microsoft.com/office/word/2010/wordprocessingGroup" xmlns:wpi="http://schemas.microsoft.com/office/word/2010/wordprocessingInk" xmlns:wne="http://schemas.microsoft.com/office/word/2006/wordml" xmlns:wps="http://schemas.microsoft.com/office/word/2010/wordprocessingShape" mc:Ignorable="w14 w15 w16se w16cid w16 w16cex w16sdtdh w16sdtfl w16du wp14">
   <w:abstractNum w:abstractNumId="0" w15:restartNumberingAfterBreak="0">
     <w:nsid w:val="17C93D8B"/>
     <w:multiLevelType w:val="multilevel"/>
@@ -536,14 +582,14 @@
       </w:pPr>
     </w:lvl>
   </w:abstractNum>
-  <w:num w:numId="1">
+  <w:num w:numId="1" w16cid:durableId="1674798214">
     <w:abstractNumId w:val="0"/>
   </w:num>
 </w:numbering>
 </file>
 
 <file path=word/styles.xml><?xml version="1.0" encoding="utf-8"?>
-<w:styles xmlns:mc="http://schemas.openxmlformats.org/markup-compatibility/2006" xmlns:r="http://schemas.openxmlformats.org/officeDocument/2006/relationships" xmlns:w="http://schemas.openxmlformats.org/wordprocessingml/2006/main" xmlns:w14="http://schemas.microsoft.com/office/word/2010/wordml" xmlns:w15="http://schemas.microsoft.com/office/word/2012/wordml" xmlns:w16cid="http://schemas.microsoft.com/office/word/2016/wordml/cid" xmlns:w16se="http://schemas.microsoft.com/office/word/2015/wordml/symex" mc:Ignorable="w14 w15 w16se w16cid">
+<w:styles xmlns:mc="http://schemas.openxmlformats.org/markup-compatibility/2006" xmlns:r="http://schemas.openxmlformats.org/officeDocument/2006/relationships" xmlns:w="http://schemas.openxmlformats.org/wordprocessingml/2006/main" xmlns:w14="http://schemas.microsoft.com/office/word/2010/wordml" xmlns:w15="http://schemas.microsoft.com/office/word/2012/wordml" xmlns:w16cex="http://schemas.microsoft.com/office/word/2018/wordml/cex" xmlns:w16cid="http://schemas.microsoft.com/office/word/2016/wordml/cid" xmlns:w16="http://schemas.microsoft.com/office/word/2018/wordml" xmlns:w16du="http://schemas.microsoft.com/office/word/2023/wordml/word16du" xmlns:w16sdtdh="http://schemas.microsoft.com/office/word/2020/wordml/sdtdatahash" xmlns:w16sdtfl="http://schemas.microsoft.com/office/word/2024/wordml/sdtformatlock" xmlns:w16se="http://schemas.microsoft.com/office/word/2015/wordml/symex" mc:Ignorable="w14 w15 w16se w16cid w16 w16cex w16sdtdh w16sdtfl w16du">
   <w:docDefaults>
     <w:rPrDefault>
       <w:rPr>
@@ -553,7 +599,7 @@
     </w:rPrDefault>
     <w:pPrDefault/>
   </w:docDefaults>
-  <w:latentStyles w:defLockedState="0" w:defUIPriority="99" w:defSemiHidden="0" w:defUnhideWhenUsed="0" w:defQFormat="0" w:count="375">
+  <w:latentStyles w:defLockedState="0" w:defUIPriority="99" w:defSemiHidden="0" w:defUnhideWhenUsed="0" w:defQFormat="0" w:count="376">
     <w:lsdException w:name="Normal" w:uiPriority="0" w:qFormat="1"/>
     <w:lsdException w:name="heading 1" w:uiPriority="9" w:qFormat="1"/>
     <w:lsdException w:name="heading 2" w:semiHidden="1" w:uiPriority="9" w:unhideWhenUsed="1" w:qFormat="1"/>
@@ -929,6 +975,7 @@
     <w:lsdException w:name="Smart Hyperlink" w:semiHidden="1" w:unhideWhenUsed="1"/>
     <w:lsdException w:name="Hashtag" w:semiHidden="1" w:unhideWhenUsed="1"/>
     <w:lsdException w:name="Unresolved Mention" w:semiHidden="1" w:unhideWhenUsed="1"/>
+    <w:lsdException w:name="Smart Link" w:semiHidden="1" w:unhideWhenUsed="1"/>
   </w:latentStyles>
   <w:style w:type="paragraph" w:default="1" w:styleId="a">
     <w:name w:val="Normal"/>
